--- a/policies/build/masters/COP.1_v2_master.docx
+++ b/policies/build/masters/COP.1_v2_master.docx
@@ -67,7 +67,7 @@
           <w:sz w:val="18"/>
           <w:szCs w:val="18"/>
         </w:rPr>
-        <w:t xml:space="preserve">« » marks an editable default a small hospital can adopt. «________» is a true blank and must be completed before issue. PRE v2 draft — not an approved master.</w:t>
+        <w:t xml:space="preserve">« » marks an editable default a small hospital can adopt. «________» is a true blank and must be completed before issue. </w:t>
       </w:r>
     </w:p>
     <w:tbl>
